--- a/04-reformulacion/T2/docx/T2_07_Objetivos-SMART.docx
+++ b/04-reformulacion/T2/docx/T2_07_Objetivos-SMART.docx
@@ -179,17 +179,19 @@
         <w:t xml:space="preserve">Costeo-presentaciones-AndiBite.xlsx</w:t>
       </w:r>
       <w:r>
-        <w:t xml:space="preserve">). No cambian cifras: las ordenan en tres ideas simples. Responden al análisis situacional disponible hoy: el PESTEL (hecho por Angie), el tema #8 (qué le importa al cliente) y el documento 04 (público y datos de mercado). </w:t>
+        <w:t xml:space="preserve">). No cambian cifras: las ordenan en tres ideas simples. Responden al análisis situacional disponible hoy: el PESTEL (hecho por Angie), el tema #8 (qué le importa al cliente) y el documento 04 (público y datos de mercado). El FODA y el FODA cruzado (#4) ya están en </w:t>
       </w:r>
       <w:r>
         <w:rPr>
-          <w:b/>
-          <w:bCs/>
+          <w:rFonts w:ascii="Consolas" w:cs="Consolas" w:eastAsia="Consolas" w:hAnsi="Consolas"/>
+          <w:color w:val="4A2018"/>
+          <w:sz w:val="19"/>
+          <w:szCs w:val="19"/>
         </w:rPr>
-        <w:t xml:space="preserve">El FODA (#4) todavía no está.</w:t>
-      </w:r>
-      <w:r>
-        <w:t xml:space="preserve"> Cuando esté, hay que revisar que cada objetivo use una fortaleza o una oportunidad y cubra una debilidad o una amenaza.</w:t>
+        <w:t xml:space="preserve">T2_04_FODA-y-FODA-cruzado.md</w:t>
+      </w:r>
+      <w:r>
+        <w:t xml:space="preserve"> (propuesta de Diana). Cada objetivo usa una fortaleza o una oportunidad y cubre una debilidad o una amenaza: el objetivo 1 usa F1 y O5 y cubre D3 y D6; el objetivo 2 usa F3 y F7 y cubre D5; el objetivo 3 usa F4 y O2 (colegios) y O4 (recomendación) y cubre D1.</w:t>
       </w:r>
     </w:p>
     <w:p>
@@ -2274,7 +2276,7 @@
                 <w:sz w:val="19"/>
                 <w:szCs w:val="19"/>
               </w:rPr>
-              <w:t xml:space="preserve">PESTEL de Angie, tema #8 y documento 04 disponibles. FODA (#4) pendiente</w:t>
+              <w:t xml:space="preserve">PESTEL de Angie, tema #8, benchmark (#2), FODA y FODA cruzado (#4) y documento 04</w:t>
             </w:r>
           </w:p>
         </w:tc>
